--- a/lab_2/lab_2.docx
+++ b/lab_2/lab_2.docx
@@ -306,17 +306,7 @@
           <w:szCs w:val="28"/>
           <w:lang w:val="ru-RU"/>
         </w:rPr>
-        <w:t xml:space="preserve">Программирование на </w:t>
-      </w:r>
-      <w:r>
-        <w:rPr>
-          <w:rFonts w:cs="Times New Roman"/>
-          <w:color w:val="000000"/>
-          <w:sz w:val="28"/>
-          <w:szCs w:val="28"/>
-          <w:lang w:val="ru-RU"/>
-        </w:rPr>
-        <w:t>Java</w:t>
+        <w:t>Программирование на Java</w:t>
       </w:r>
       <w:r>
         <w:rPr>
@@ -599,9 +589,65 @@
     </w:p>
     <w:p>
       <w:pPr>
-        <w:pStyle w:val="NormalWeb"/>
+        <w:pStyle w:val="BodyText"/>
         <w:keepNext w:val="false"/>
         <w:keepLines w:val="false"/>
+        <w:widowControl/>
+        <w:suppressLineNumbers w:val="0"/>
+        <w:bidi w:val="0"/>
+        <w:spacing w:lineRule="auto" w:line="360" w:beforeAutospacing="0" w:before="0" w:afterAutospacing="0" w:after="0"/>
+        <w:ind w:hanging="0" w:left="0" w:right="624"/>
+        <w:jc w:val="right"/>
+        <w:rPr>
+          <w:rFonts w:ascii="Times New Roman" w:hAnsi="Times New Roman" w:eastAsia="SimSun" w:cs="Times New Roman"/>
+          <w:color w:val="000000"/>
+          <w:sz w:val="28"/>
+          <w:szCs w:val="28"/>
+          <w:lang w:val="ru-RU"/>
+        </w:rPr>
+      </w:pPr>
+      <w:r>
+        <w:rPr>
+          <w:rFonts w:eastAsia="SimSun" w:cs="Times New Roman" w:ascii="Times New Roman" w:hAnsi="Times New Roman"/>
+          <w:color w:val="000000"/>
+          <w:sz w:val="28"/>
+          <w:szCs w:val="28"/>
+          <w:lang w:val="ru-RU"/>
+        </w:rPr>
+        <w:t>Юрова О. В.</w:t>
+      </w:r>
+    </w:p>
+    <w:p>
+      <w:pPr>
+        <w:pStyle w:val="BodyText"/>
+        <w:spacing w:lineRule="auto" w:line="360" w:before="0" w:after="0"/>
+        <w:ind w:hanging="0" w:left="624" w:right="624"/>
+        <w:rPr>
+          <w:rFonts w:ascii="Times New Roman" w:hAnsi="Times New Roman"/>
+          <w:color w:val="000000"/>
+          <w:sz w:val="28"/>
+        </w:rPr>
+      </w:pPr>
+      <w:r>
+        <w:rPr>
+          <w:rFonts w:ascii="Times New Roman" w:hAnsi="Times New Roman"/>
+          <w:color w:val="000000"/>
+          <w:sz w:val="28"/>
+        </w:rPr>
+        <w:t xml:space="preserve">                                                                                                </w:t>
+      </w:r>
+      <w:r>
+        <w:rPr>
+          <w:rFonts w:ascii="Times New Roman" w:hAnsi="Times New Roman"/>
+          <w:color w:val="000000"/>
+          <w:sz w:val="28"/>
+        </w:rPr>
+        <w:t>Карамышева Н. С.</w:t>
+      </w:r>
+    </w:p>
+    <w:p>
+      <w:pPr>
+        <w:pStyle w:val="NormalWeb"/>
         <w:widowControl/>
         <w:suppressLineNumbers w:val="0"/>
         <w:bidi w:val="0"/>
